--- a/portal/public/downloads/PRINT-CHECKLIST-v8-PUBLIC-KIT.docx
+++ b/portal/public/downloads/PRINT-CHECKLIST-v8-PUBLIC-KIT.docx
@@ -686,7 +686,7 @@
           <w:color w:val="173428"/>
           <w:sz w:val="19"/>
         </w:rPr>
-        <w:t>[  ]  Daily Email and Drive are marked REQUIRED; LinkedIn is OPTIONAL.</w:t>
+        <w:t>[  ]  Daily Email and Full Drive are marked REQUIRED; TEST 25 is setup only; LinkedIn is OPTIONAL.</w:t>
       </w:r>
     </w:p>
     <w:p>
@@ -924,6 +924,23 @@
           <w:sz w:val="19"/>
         </w:rPr>
         <w:t>[  ]  Gmail and Drive connection ownership is clear.</w:t>
+      </w:r>
+    </w:p>
+    <w:p>
+      <w:pPr>
+        <w:pStyle w:val="ListBullet"/>
+        <w:spacing w:after="60"/>
+        <w:ind w:left="490" w:hanging="259"/>
+      </w:pPr>
+      <w:r>
+        <w:rPr>
+          <w:rFonts w:ascii="Arial" w:hAnsi="Arial"/>
+          <w:b w:val="0"/>
+          <w:i w:val="0"/>
+          <w:color w:val="173428"/>
+          <w:sz w:val="19"/>
+        </w:rPr>
+        <w:t>[  ]  The three-worker go-live readback is ready and does not treat installed or connected as completion.</w:t>
       </w:r>
     </w:p>
     <w:p>
